--- a/templates/docx/NODIN.docx
+++ b/templates/docx/NODIN.docx
@@ -1293,6 +1293,14 @@
         <w:rPr>
           <w:rtl w:val="0"/>
         </w:rPr>
+      </w:r>
+      <w:r>
+        <w:t>{%ttd}</w:t>
+      </w:r>
+    </w:p>
+    <w:p>
+      <w:r>
+        <w:t>{%stempel}</w:t>
       </w:r>
     </w:p>
     <w:sectPr>

--- a/templates/docx/NODIN.docx
+++ b/templates/docx/NODIN.docx
@@ -263,7 +263,7 @@
               <w:rPr>
                 <w:rtl w:val="0"/>
               </w:rPr>
-              <w:t xml:space="preserve">MI Dana Dropping SBU Regional </w:t>
+              <w:t>{miDana}</w:t>
             </w:r>
           </w:p>
         </w:tc>
@@ -301,7 +301,7 @@
               <w:rPr>
                 <w:rtl w:val="0"/>
               </w:rPr>
-              <w:t xml:space="preserve">MI List Material Dropping No. </w:t>
+              <w:t>{miList}</w:t>
             </w:r>
           </w:p>
         </w:tc>
@@ -896,10 +896,9 @@
               <w:rPr>
                 <w:rtl w:val="0"/>
               </w:rPr>
-            </w:r>
-            <w:r>
-              <w:t>1</w:t>
-            </w:r>
+              <w:t>{#items}</w:t>
+            </w:r>
+            <w:r/>
           </w:p>
         </w:tc>
         <w:tc>
@@ -1085,7 +1084,7 @@
                 <w:szCs w:val="20"/>
                 <w:rtl w:val="0"/>
               </w:rPr>
-              <w:t>Rp{jumlahTotal}</w:t>
+              <w:t>Rp{jumlahTotal}{/items}</w:t>
             </w:r>
           </w:p>
         </w:tc>
@@ -1282,25 +1281,6 @@
           <w:rtl w:val="0"/>
         </w:rPr>
         <w:t xml:space="preserve">Demikian disampaikan, atas perhatian dan kerjasamanya diucapkan terima kasih.</w:t>
-      </w:r>
-    </w:p>
-    <w:p>
-      <w:pPr>
-        <w:spacing w:after="0" w:before="0" w:lineRule="auto"/>
-        <w:rPr/>
-      </w:pPr>
-      <w:r>
-        <w:rPr>
-          <w:rtl w:val="0"/>
-        </w:rPr>
-      </w:r>
-      <w:r>
-        <w:t>{%ttd}</w:t>
-      </w:r>
-    </w:p>
-    <w:p>
-      <w:r>
-        <w:t>{%stempel}</w:t>
       </w:r>
     </w:p>
     <w:sectPr>

--- a/templates/docx/NODIN.docx
+++ b/templates/docx/NODIN.docx
@@ -137,8 +137,6 @@
               <w:rPr>
                 <w:rtl w:val="0"/>
               </w:rPr>
-            </w:r>
-            <w:r>
               <w:t>{perihal}</w:t>
             </w:r>
           </w:p>
@@ -338,7 +336,7 @@
               <w:rPr>
                 <w:rtl w:val="0"/>
               </w:rPr>
-              <w:t xml:space="preserve">PRK: {prk} , COA : {coa} </w:t>
+              <w:t>PRK: {prk} , COA : {coa}</w:t>
             </w:r>
           </w:p>
         </w:tc>
@@ -898,7 +896,6 @@
               </w:rPr>
               <w:t>{#items}</w:t>
             </w:r>
-            <w:r/>
           </w:p>
         </w:tc>
         <w:tc>
@@ -932,8 +929,6 @@
               <w:rPr>
                 <w:rtl w:val="0"/>
               </w:rPr>
-            </w:r>
-            <w:r>
               <w:t>{material}</w:t>
             </w:r>
           </w:p>
@@ -969,8 +964,6 @@
               <w:rPr>
                 <w:rtl w:val="0"/>
               </w:rPr>
-            </w:r>
-            <w:r>
               <w:t>{vol}</w:t>
             </w:r>
           </w:p>
@@ -1006,8 +999,6 @@
               <w:rPr>
                 <w:rtl w:val="0"/>
               </w:rPr>
-            </w:r>
-            <w:r>
               <w:t>{satuan}</w:t>
             </w:r>
           </w:p>
@@ -1043,8 +1034,6 @@
               <w:rPr>
                 <w:rtl w:val="0"/>
               </w:rPr>
-            </w:r>
-            <w:r>
               <w:t>{hargaSatuan}</w:t>
             </w:r>
           </w:p>
@@ -1281,6 +1270,17 @@
           <w:rtl w:val="0"/>
         </w:rPr>
         <w:t xml:space="preserve">Demikian disampaikan, atas perhatian dan kerjasamanya diucapkan terima kasih.</w:t>
+      </w:r>
+    </w:p>
+    <w:p>
+      <w:pPr>
+        <w:spacing w:after="0" w:before="0" w:lineRule="auto"/>
+        <w:rPr/>
+      </w:pPr>
+      <w:r>
+        <w:rPr>
+          <w:rtl w:val="0"/>
+        </w:rPr>
       </w:r>
     </w:p>
     <w:sectPr>

--- a/templates/docx/NODIN.docx
+++ b/templates/docx/NODIN.docx
@@ -41,6 +41,82 @@
           </w:tblGrid>
         </w:tblGridChange>
       </w:tblGrid>
+      <w:tr>
+        <w:trPr>
+          <w:cantSplit w:val="0"/>
+          <w:trHeight w:val="56.69291338582678" w:hRule="atLeast"/>
+          <w:tblHeader w:val="0"/>
+        </w:trPr>
+        <w:tc>
+          <w:tcPr>
+            <w:tcBorders>
+              <w:top w:color="000000" w:space="0" w:sz="0" w:val="nil"/>
+              <w:left w:color="000000" w:space="0" w:sz="0" w:val="nil"/>
+              <w:bottom w:color="000000" w:space="0" w:sz="0" w:val="nil"/>
+              <w:right w:color="000000" w:space="0" w:sz="0" w:val="nil"/>
+            </w:tcBorders>
+            <w:shd w:fill="auto" w:val="clear"/>
+            <w:tcMar>
+              <w:top w:w="0.0" w:type="dxa"/>
+              <w:left w:w="0.0" w:type="dxa"/>
+              <w:bottom w:w="0.0" w:type="dxa"/>
+              <w:right w:w="0.0" w:type="dxa"/>
+            </w:tcMar>
+            <w:vAlign w:val="top"/>
+          </w:tcPr>
+          <w:p>
+            <w:r>
+              <w:t xml:space="preserve">Nomor</w:t>
+            </w:r>
+          </w:p>
+        </w:tc>
+        <w:tc>
+          <w:tcPr>
+            <w:tcBorders>
+              <w:top w:color="000000" w:space="0" w:sz="0" w:val="nil"/>
+              <w:left w:color="000000" w:space="0" w:sz="0" w:val="nil"/>
+              <w:bottom w:color="000000" w:space="0" w:sz="0" w:val="nil"/>
+              <w:right w:color="000000" w:space="0" w:sz="0" w:val="nil"/>
+            </w:tcBorders>
+            <w:shd w:fill="auto" w:val="clear"/>
+            <w:tcMar>
+              <w:top w:w="0.0" w:type="dxa"/>
+              <w:left w:w="0.0" w:type="dxa"/>
+              <w:bottom w:w="0.0" w:type="dxa"/>
+              <w:right w:w="0.0" w:type="dxa"/>
+            </w:tcMar>
+            <w:vAlign w:val="top"/>
+          </w:tcPr>
+          <w:p>
+            <w:r>
+              <w:t xml:space="preserve">: </w:t>
+            </w:r>
+          </w:p>
+        </w:tc>
+        <w:tc>
+          <w:tcPr>
+            <w:tcBorders>
+              <w:top w:color="000000" w:space="0" w:sz="0" w:val="nil"/>
+              <w:left w:color="000000" w:space="0" w:sz="0" w:val="nil"/>
+              <w:bottom w:color="000000" w:space="0" w:sz="0" w:val="nil"/>
+              <w:right w:color="000000" w:space="0" w:sz="0" w:val="nil"/>
+            </w:tcBorders>
+            <w:shd w:fill="auto" w:val="clear"/>
+            <w:tcMar>
+              <w:top w:w="0.0" w:type="dxa"/>
+              <w:left w:w="0.0" w:type="dxa"/>
+              <w:bottom w:w="0.0" w:type="dxa"/>
+              <w:right w:w="0.0" w:type="dxa"/>
+            </w:tcMar>
+            <w:vAlign w:val="top"/>
+          </w:tcPr>
+          <w:p>
+            <w:r>
+              <w:t xml:space="preserve">{nomor}</w:t>
+            </w:r>
+          </w:p>
+        </w:tc>
+      </w:tr>
       <w:tr>
         <w:trPr>
           <w:cantSplit w:val="0"/>

--- a/templates/docx/NODIN.docx
+++ b/templates/docx/NODIN.docx
@@ -41,82 +41,6 @@
           </w:tblGrid>
         </w:tblGridChange>
       </w:tblGrid>
-      <w:tr>
-        <w:trPr>
-          <w:cantSplit w:val="0"/>
-          <w:trHeight w:val="56.69291338582678" w:hRule="atLeast"/>
-          <w:tblHeader w:val="0"/>
-        </w:trPr>
-        <w:tc>
-          <w:tcPr>
-            <w:tcBorders>
-              <w:top w:color="000000" w:space="0" w:sz="0" w:val="nil"/>
-              <w:left w:color="000000" w:space="0" w:sz="0" w:val="nil"/>
-              <w:bottom w:color="000000" w:space="0" w:sz="0" w:val="nil"/>
-              <w:right w:color="000000" w:space="0" w:sz="0" w:val="nil"/>
-            </w:tcBorders>
-            <w:shd w:fill="auto" w:val="clear"/>
-            <w:tcMar>
-              <w:top w:w="0.0" w:type="dxa"/>
-              <w:left w:w="0.0" w:type="dxa"/>
-              <w:bottom w:w="0.0" w:type="dxa"/>
-              <w:right w:w="0.0" w:type="dxa"/>
-            </w:tcMar>
-            <w:vAlign w:val="top"/>
-          </w:tcPr>
-          <w:p>
-            <w:r>
-              <w:t xml:space="preserve">Nomor</w:t>
-            </w:r>
-          </w:p>
-        </w:tc>
-        <w:tc>
-          <w:tcPr>
-            <w:tcBorders>
-              <w:top w:color="000000" w:space="0" w:sz="0" w:val="nil"/>
-              <w:left w:color="000000" w:space="0" w:sz="0" w:val="nil"/>
-              <w:bottom w:color="000000" w:space="0" w:sz="0" w:val="nil"/>
-              <w:right w:color="000000" w:space="0" w:sz="0" w:val="nil"/>
-            </w:tcBorders>
-            <w:shd w:fill="auto" w:val="clear"/>
-            <w:tcMar>
-              <w:top w:w="0.0" w:type="dxa"/>
-              <w:left w:w="0.0" w:type="dxa"/>
-              <w:bottom w:w="0.0" w:type="dxa"/>
-              <w:right w:w="0.0" w:type="dxa"/>
-            </w:tcMar>
-            <w:vAlign w:val="top"/>
-          </w:tcPr>
-          <w:p>
-            <w:r>
-              <w:t xml:space="preserve">: </w:t>
-            </w:r>
-          </w:p>
-        </w:tc>
-        <w:tc>
-          <w:tcPr>
-            <w:tcBorders>
-              <w:top w:color="000000" w:space="0" w:sz="0" w:val="nil"/>
-              <w:left w:color="000000" w:space="0" w:sz="0" w:val="nil"/>
-              <w:bottom w:color="000000" w:space="0" w:sz="0" w:val="nil"/>
-              <w:right w:color="000000" w:space="0" w:sz="0" w:val="nil"/>
-            </w:tcBorders>
-            <w:shd w:fill="auto" w:val="clear"/>
-            <w:tcMar>
-              <w:top w:w="0.0" w:type="dxa"/>
-              <w:left w:w="0.0" w:type="dxa"/>
-              <w:bottom w:w="0.0" w:type="dxa"/>
-              <w:right w:w="0.0" w:type="dxa"/>
-            </w:tcMar>
-            <w:vAlign w:val="top"/>
-          </w:tcPr>
-          <w:p>
-            <w:r>
-              <w:t xml:space="preserve">{nomor}</w:t>
-            </w:r>
-          </w:p>
-        </w:tc>
-      </w:tr>
       <w:tr>
         <w:trPr>
           <w:cantSplit w:val="0"/>
